--- a/JDBC/src/com/wipro/jdbc/JDBC.docx
+++ b/JDBC/src/com/wipro/jdbc/JDBC.docx
@@ -23,25 +23,51 @@
     <w:p>
       <w:pPr>
         <w:rPr>
-          <w:rFonts w:asciiTheme="majorHAnsi" w:hAnsiTheme="majorHAnsi" w:cstheme="majorHAnsi"/>
-        </w:rPr>
-      </w:pPr>
-      <w:r>
-        <w:rPr>
-          <w:rFonts w:asciiTheme="majorHAnsi" w:hAnsiTheme="majorHAnsi" w:cstheme="majorHAnsi"/>
-        </w:rPr>
-        <w:t>1.Using Prepared Statements and MetaData</w:t>
-      </w:r>
-    </w:p>
-    <w:p>
-      <w:pPr>
-        <w:rPr>
-          <w:rFonts w:asciiTheme="majorHAnsi" w:hAnsiTheme="majorHAnsi" w:cstheme="majorHAnsi"/>
-        </w:rPr>
-      </w:pPr>
-      <w:r>
-        <w:rPr>
-          <w:rFonts w:asciiTheme="majorHAnsi" w:hAnsiTheme="majorHAnsi" w:cstheme="majorHAnsi"/>
+          <w:rFonts w:ascii="Calibri" w:hAnsi="Calibri" w:cs="Calibri"/>
+          <w:sz w:val="28"/>
+          <w:szCs w:val="28"/>
+        </w:rPr>
+      </w:pPr>
+      <w:r>
+        <w:rPr>
+          <w:rFonts w:ascii="Calibri" w:hAnsi="Calibri" w:cs="Calibri"/>
+          <w:sz w:val="28"/>
+          <w:szCs w:val="28"/>
+        </w:rPr>
+        <w:t>Assignment 1:</w:t>
+      </w:r>
+    </w:p>
+    <w:p>
+      <w:pPr>
+        <w:rPr>
+          <w:rFonts w:asciiTheme="majorHAnsi" w:hAnsiTheme="majorHAnsi" w:cstheme="majorHAnsi"/>
+        </w:rPr>
+      </w:pPr>
+      <w:r>
+        <w:rPr>
+          <w:rFonts w:asciiTheme="majorHAnsi" w:hAnsiTheme="majorHAnsi" w:cstheme="majorHAnsi"/>
+        </w:rPr>
+        <w:t xml:space="preserve">1.Using Prepared Statements and </w:t>
+      </w:r>
+      <w:proofErr w:type="spellStart"/>
+      <w:r>
+        <w:rPr>
+          <w:rFonts w:asciiTheme="majorHAnsi" w:hAnsiTheme="majorHAnsi" w:cstheme="majorHAnsi"/>
+        </w:rPr>
+        <w:t>MetaData</w:t>
+      </w:r>
+      <w:proofErr w:type="spellEnd"/>
+    </w:p>
+    <w:p>
+      <w:pPr>
+        <w:rPr>
+          <w:rFonts w:asciiTheme="majorHAnsi" w:hAnsiTheme="majorHAnsi" w:cstheme="majorHAnsi"/>
+        </w:rPr>
+      </w:pPr>
+      <w:r>
+        <w:rPr>
+          <w:rFonts w:asciiTheme="majorHAnsi" w:hAnsiTheme="majorHAnsi" w:cstheme="majorHAnsi"/>
+          <w:noProof/>
         </w:rPr>
         <w:drawing>
           <wp:inline distT="0" distB="0" distL="0" distR="0" wp14:anchorId="6D2B2741" wp14:editId="07AF5EE7">
@@ -109,6 +135,7 @@
       <w:r>
         <w:rPr>
           <w:rFonts w:asciiTheme="majorHAnsi" w:hAnsiTheme="majorHAnsi" w:cstheme="majorHAnsi"/>
+          <w:noProof/>
         </w:rPr>
         <w:drawing>
           <wp:inline distT="0" distB="0" distL="0" distR="0" wp14:anchorId="6A3A9C20" wp14:editId="053B966D">
@@ -164,19 +191,33 @@
         <w:rPr>
           <w:rFonts w:asciiTheme="majorHAnsi" w:hAnsiTheme="majorHAnsi" w:cstheme="majorHAnsi"/>
         </w:rPr>
-        <w:lastRenderedPageBreak/>
-        <w:t>3.Displaying values in  table:</w:t>
-      </w:r>
-    </w:p>
-    <w:p>
-      <w:pPr>
-        <w:rPr>
-          <w:rFonts w:asciiTheme="majorHAnsi" w:hAnsiTheme="majorHAnsi" w:cstheme="majorHAnsi"/>
-        </w:rPr>
-      </w:pPr>
-      <w:r>
-        <w:rPr>
-          <w:rFonts w:asciiTheme="majorHAnsi" w:hAnsiTheme="majorHAnsi" w:cstheme="majorHAnsi"/>
+        <w:t xml:space="preserve">3.Displaying values </w:t>
+      </w:r>
+      <w:proofErr w:type="gramStart"/>
+      <w:r>
+        <w:rPr>
+          <w:rFonts w:asciiTheme="majorHAnsi" w:hAnsiTheme="majorHAnsi" w:cstheme="majorHAnsi"/>
+        </w:rPr>
+        <w:t>in  table</w:t>
+      </w:r>
+      <w:proofErr w:type="gramEnd"/>
+      <w:r>
+        <w:rPr>
+          <w:rFonts w:asciiTheme="majorHAnsi" w:hAnsiTheme="majorHAnsi" w:cstheme="majorHAnsi"/>
+        </w:rPr>
+        <w:t>:</w:t>
+      </w:r>
+    </w:p>
+    <w:p>
+      <w:pPr>
+        <w:rPr>
+          <w:rFonts w:asciiTheme="majorHAnsi" w:hAnsiTheme="majorHAnsi" w:cstheme="majorHAnsi"/>
+        </w:rPr>
+      </w:pPr>
+      <w:r>
+        <w:rPr>
+          <w:rFonts w:asciiTheme="majorHAnsi" w:hAnsiTheme="majorHAnsi" w:cstheme="majorHAnsi"/>
+          <w:noProof/>
         </w:rPr>
         <w:drawing>
           <wp:inline distT="0" distB="0" distL="0" distR="0" wp14:anchorId="79362D86" wp14:editId="3F5BE214">
@@ -265,6 +306,7 @@
       <w:r>
         <w:rPr>
           <w:rFonts w:asciiTheme="majorHAnsi" w:hAnsiTheme="majorHAnsi" w:cstheme="majorHAnsi"/>
+          <w:noProof/>
         </w:rPr>
         <w:drawing>
           <wp:inline distT="0" distB="0" distL="0" distR="0" wp14:anchorId="081BADB0" wp14:editId="61E1C661">
@@ -320,7 +362,6 @@
         <w:rPr>
           <w:rFonts w:asciiTheme="majorHAnsi" w:hAnsiTheme="majorHAnsi" w:cstheme="majorHAnsi"/>
         </w:rPr>
-        <w:lastRenderedPageBreak/>
         <w:t>5.Deletion of student record</w:t>
       </w:r>
     </w:p>
@@ -333,6 +374,7 @@
       <w:r>
         <w:rPr>
           <w:rFonts w:asciiTheme="majorHAnsi" w:hAnsiTheme="majorHAnsi" w:cstheme="majorHAnsi"/>
+          <w:noProof/>
         </w:rPr>
         <w:drawing>
           <wp:inline distT="0" distB="0" distL="0" distR="0" wp14:anchorId="15988F9E" wp14:editId="3643875B">
@@ -407,6 +449,7 @@
       <w:r>
         <w:rPr>
           <w:rFonts w:asciiTheme="majorHAnsi" w:hAnsiTheme="majorHAnsi" w:cstheme="majorHAnsi"/>
+          <w:noProof/>
         </w:rPr>
         <w:drawing>
           <wp:inline distT="0" distB="0" distL="0" distR="0" wp14:anchorId="5A54B4EF" wp14:editId="1915CEBE">
@@ -433,6 +476,193 @@
                     <a:xfrm>
                       <a:off x="0" y="0"/>
                       <a:ext cx="5731510" cy="3394075"/>
+                    </a:xfrm>
+                    <a:prstGeom prst="rect">
+                      <a:avLst/>
+                    </a:prstGeom>
+                  </pic:spPr>
+                </pic:pic>
+              </a:graphicData>
+            </a:graphic>
+          </wp:inline>
+        </w:drawing>
+      </w:r>
+    </w:p>
+    <w:p>
+      <w:pPr>
+        <w:rPr>
+          <w:rFonts w:asciiTheme="majorHAnsi" w:hAnsiTheme="majorHAnsi" w:cstheme="majorHAnsi"/>
+        </w:rPr>
+      </w:pPr>
+    </w:p>
+    <w:p>
+      <w:pPr>
+        <w:rPr>
+          <w:rFonts w:ascii="Calibri" w:hAnsi="Calibri" w:cs="Calibri"/>
+          <w:sz w:val="28"/>
+          <w:szCs w:val="28"/>
+        </w:rPr>
+      </w:pPr>
+      <w:r>
+        <w:rPr>
+          <w:rFonts w:ascii="Calibri" w:hAnsi="Calibri" w:cs="Calibri"/>
+          <w:sz w:val="28"/>
+          <w:szCs w:val="28"/>
+        </w:rPr>
+        <w:lastRenderedPageBreak/>
+        <w:t>Assignment 2:</w:t>
+      </w:r>
+    </w:p>
+    <w:p>
+      <w:pPr>
+        <w:rPr>
+          <w:rFonts w:asciiTheme="majorHAnsi" w:hAnsiTheme="majorHAnsi" w:cstheme="majorHAnsi"/>
+        </w:rPr>
+      </w:pPr>
+      <w:r>
+        <w:rPr>
+          <w:rFonts w:asciiTheme="majorHAnsi" w:hAnsiTheme="majorHAnsi" w:cstheme="majorHAnsi"/>
+        </w:rPr>
+        <w:t xml:space="preserve">1.Created </w:t>
+      </w:r>
+      <w:proofErr w:type="spellStart"/>
+      <w:r>
+        <w:rPr>
+          <w:rFonts w:asciiTheme="majorHAnsi" w:hAnsiTheme="majorHAnsi" w:cstheme="majorHAnsi"/>
+        </w:rPr>
+        <w:t>Student_PS</w:t>
+      </w:r>
+      <w:proofErr w:type="spellEnd"/>
+      <w:r>
+        <w:rPr>
+          <w:rFonts w:asciiTheme="majorHAnsi" w:hAnsiTheme="majorHAnsi" w:cstheme="majorHAnsi"/>
+        </w:rPr>
+        <w:t xml:space="preserve"> table</w:t>
+      </w:r>
+    </w:p>
+    <w:p>
+      <w:pPr>
+        <w:rPr>
+          <w:rFonts w:ascii="Calibri" w:hAnsi="Calibri" w:cs="Calibri"/>
+          <w:sz w:val="28"/>
+          <w:szCs w:val="28"/>
+        </w:rPr>
+      </w:pPr>
+      <w:r>
+        <w:rPr>
+          <w:rFonts w:ascii="Calibri" w:hAnsi="Calibri" w:cs="Calibri"/>
+          <w:sz w:val="28"/>
+          <w:szCs w:val="28"/>
+        </w:rPr>
+        <w:drawing>
+          <wp:inline distT="0" distB="0" distL="0" distR="0" wp14:anchorId="6E56CC0C" wp14:editId="369F77B1">
+            <wp:extent cx="5731510" cy="3422015"/>
+            <wp:effectExtent l="0" t="0" r="2540" b="6985"/>
+            <wp:docPr id="293152006" name="Picture 1"/>
+            <wp:cNvGraphicFramePr>
+              <a:graphicFrameLocks xmlns:a="http://schemas.openxmlformats.org/drawingml/2006/main" noChangeAspect="1"/>
+            </wp:cNvGraphicFramePr>
+            <a:graphic xmlns:a="http://schemas.openxmlformats.org/drawingml/2006/main">
+              <a:graphicData uri="http://schemas.openxmlformats.org/drawingml/2006/picture">
+                <pic:pic xmlns:pic="http://schemas.openxmlformats.org/drawingml/2006/picture">
+                  <pic:nvPicPr>
+                    <pic:cNvPr id="293152006" name=""/>
+                    <pic:cNvPicPr/>
+                  </pic:nvPicPr>
+                  <pic:blipFill>
+                    <a:blip r:embed="rId10"/>
+                    <a:stretch>
+                      <a:fillRect/>
+                    </a:stretch>
+                  </pic:blipFill>
+                  <pic:spPr>
+                    <a:xfrm>
+                      <a:off x="0" y="0"/>
+                      <a:ext cx="5731510" cy="3422015"/>
+                    </a:xfrm>
+                    <a:prstGeom prst="rect">
+                      <a:avLst/>
+                    </a:prstGeom>
+                  </pic:spPr>
+                </pic:pic>
+              </a:graphicData>
+            </a:graphic>
+          </wp:inline>
+        </w:drawing>
+      </w:r>
+    </w:p>
+    <w:p>
+      <w:pPr>
+        <w:rPr>
+          <w:rFonts w:ascii="Calibri" w:hAnsi="Calibri" w:cs="Calibri"/>
+          <w:sz w:val="28"/>
+          <w:szCs w:val="28"/>
+        </w:rPr>
+      </w:pPr>
+    </w:p>
+    <w:p>
+      <w:pPr>
+        <w:rPr>
+          <w:rFonts w:ascii="Calibri" w:hAnsi="Calibri" w:cs="Calibri"/>
+          <w:sz w:val="28"/>
+          <w:szCs w:val="28"/>
+        </w:rPr>
+      </w:pPr>
+    </w:p>
+    <w:p>
+      <w:pPr>
+        <w:rPr>
+          <w:rFonts w:asciiTheme="majorHAnsi" w:hAnsiTheme="majorHAnsi" w:cstheme="majorHAnsi"/>
+        </w:rPr>
+      </w:pPr>
+      <w:r>
+        <w:rPr>
+          <w:rFonts w:asciiTheme="majorHAnsi" w:hAnsiTheme="majorHAnsi" w:cstheme="majorHAnsi"/>
+        </w:rPr>
+        <w:t>2.</w:t>
+      </w:r>
+      <w:r>
+        <w:rPr>
+          <w:rFonts w:asciiTheme="majorHAnsi" w:hAnsiTheme="majorHAnsi" w:cstheme="majorHAnsi"/>
+        </w:rPr>
+        <w:t>Inserted Student Details</w:t>
+      </w:r>
+    </w:p>
+    <w:p>
+      <w:pPr>
+        <w:rPr>
+          <w:rFonts w:asciiTheme="majorHAnsi" w:hAnsiTheme="majorHAnsi" w:cstheme="majorHAnsi"/>
+        </w:rPr>
+      </w:pPr>
+      <w:r>
+        <w:rPr>
+          <w:rFonts w:asciiTheme="majorHAnsi" w:hAnsiTheme="majorHAnsi" w:cstheme="majorHAnsi"/>
+        </w:rPr>
+        <w:drawing>
+          <wp:inline distT="0" distB="0" distL="0" distR="0" wp14:anchorId="72BBBF48" wp14:editId="195C67E8">
+            <wp:extent cx="5731510" cy="3338830"/>
+            <wp:effectExtent l="0" t="0" r="2540" b="0"/>
+            <wp:docPr id="1623417101" name="Picture 1"/>
+            <wp:cNvGraphicFramePr>
+              <a:graphicFrameLocks xmlns:a="http://schemas.openxmlformats.org/drawingml/2006/main" noChangeAspect="1"/>
+            </wp:cNvGraphicFramePr>
+            <a:graphic xmlns:a="http://schemas.openxmlformats.org/drawingml/2006/main">
+              <a:graphicData uri="http://schemas.openxmlformats.org/drawingml/2006/picture">
+                <pic:pic xmlns:pic="http://schemas.openxmlformats.org/drawingml/2006/picture">
+                  <pic:nvPicPr>
+                    <pic:cNvPr id="1623417101" name=""/>
+                    <pic:cNvPicPr/>
+                  </pic:nvPicPr>
+                  <pic:blipFill>
+                    <a:blip r:embed="rId11"/>
+                    <a:stretch>
+                      <a:fillRect/>
+                    </a:stretch>
+                  </pic:blipFill>
+                  <pic:spPr>
+                    <a:xfrm>
+                      <a:off x="0" y="0"/>
+                      <a:ext cx="5731510" cy="3338830"/>
                     </a:xfrm>
                     <a:prstGeom prst="rect">
                       <a:avLst/>

--- a/JDBC/src/com/wipro/jdbc/JDBC.docx
+++ b/JDBC/src/com/wipro/jdbc/JDBC.docx
@@ -47,16 +47,8 @@
         <w:rPr>
           <w:rFonts w:asciiTheme="majorHAnsi" w:hAnsiTheme="majorHAnsi" w:cstheme="majorHAnsi"/>
         </w:rPr>
-        <w:t xml:space="preserve">1.Using Prepared Statements and </w:t>
-      </w:r>
-      <w:proofErr w:type="spellStart"/>
-      <w:r>
-        <w:rPr>
-          <w:rFonts w:asciiTheme="majorHAnsi" w:hAnsiTheme="majorHAnsi" w:cstheme="majorHAnsi"/>
-        </w:rPr>
-        <w:t>MetaData</w:t>
-      </w:r>
-      <w:proofErr w:type="spellEnd"/>
+        <w:t>1.Using Prepared Statements and MetaData</w:t>
+      </w:r>
     </w:p>
     <w:p>
       <w:pPr>
@@ -191,21 +183,7 @@
         <w:rPr>
           <w:rFonts w:asciiTheme="majorHAnsi" w:hAnsiTheme="majorHAnsi" w:cstheme="majorHAnsi"/>
         </w:rPr>
-        <w:t xml:space="preserve">3.Displaying values </w:t>
-      </w:r>
-      <w:proofErr w:type="gramStart"/>
-      <w:r>
-        <w:rPr>
-          <w:rFonts w:asciiTheme="majorHAnsi" w:hAnsiTheme="majorHAnsi" w:cstheme="majorHAnsi"/>
-        </w:rPr>
-        <w:t>in  table</w:t>
-      </w:r>
-      <w:proofErr w:type="gramEnd"/>
-      <w:r>
-        <w:rPr>
-          <w:rFonts w:asciiTheme="majorHAnsi" w:hAnsiTheme="majorHAnsi" w:cstheme="majorHAnsi"/>
-        </w:rPr>
-        <w:t>:</w:t>
+        <w:t>3.Displaying values in  table:</w:t>
       </w:r>
     </w:p>
     <w:p>
@@ -523,21 +501,7 @@
         <w:rPr>
           <w:rFonts w:asciiTheme="majorHAnsi" w:hAnsiTheme="majorHAnsi" w:cstheme="majorHAnsi"/>
         </w:rPr>
-        <w:t xml:space="preserve">1.Created </w:t>
-      </w:r>
-      <w:proofErr w:type="spellStart"/>
-      <w:r>
-        <w:rPr>
-          <w:rFonts w:asciiTheme="majorHAnsi" w:hAnsiTheme="majorHAnsi" w:cstheme="majorHAnsi"/>
-        </w:rPr>
-        <w:t>Student_PS</w:t>
-      </w:r>
-      <w:proofErr w:type="spellEnd"/>
-      <w:r>
-        <w:rPr>
-          <w:rFonts w:asciiTheme="majorHAnsi" w:hAnsiTheme="majorHAnsi" w:cstheme="majorHAnsi"/>
-        </w:rPr>
-        <w:t xml:space="preserve"> table</w:t>
+        <w:t>1.Created Student_PS table</w:t>
       </w:r>
     </w:p>
     <w:p>
@@ -663,6 +627,157 @@
                     <a:xfrm>
                       <a:off x="0" y="0"/>
                       <a:ext cx="5731510" cy="3338830"/>
+                    </a:xfrm>
+                    <a:prstGeom prst="rect">
+                      <a:avLst/>
+                    </a:prstGeom>
+                  </pic:spPr>
+                </pic:pic>
+              </a:graphicData>
+            </a:graphic>
+          </wp:inline>
+        </w:drawing>
+      </w:r>
+    </w:p>
+    <w:p>
+      <w:pPr>
+        <w:rPr>
+          <w:rFonts w:ascii="Calibri" w:hAnsi="Calibri" w:cs="Calibri"/>
+          <w:sz w:val="28"/>
+          <w:szCs w:val="28"/>
+        </w:rPr>
+      </w:pPr>
+      <w:r>
+        <w:rPr>
+          <w:rFonts w:ascii="Calibri" w:hAnsi="Calibri" w:cs="Calibri"/>
+          <w:sz w:val="28"/>
+          <w:szCs w:val="28"/>
+        </w:rPr>
+        <w:lastRenderedPageBreak/>
+        <w:t>Assignment 3:</w:t>
+      </w:r>
+    </w:p>
+    <w:p>
+      <w:pPr>
+        <w:rPr>
+          <w:rFonts w:asciiTheme="majorHAnsi" w:hAnsiTheme="majorHAnsi" w:cstheme="majorHAnsi"/>
+        </w:rPr>
+      </w:pPr>
+      <w:r>
+        <w:rPr>
+          <w:rFonts w:asciiTheme="majorHAnsi" w:hAnsiTheme="majorHAnsi" w:cstheme="majorHAnsi"/>
+        </w:rPr>
+        <w:t>1.Created Table Students Log</w:t>
+      </w:r>
+    </w:p>
+    <w:p>
+      <w:pPr>
+        <w:rPr>
+          <w:rFonts w:asciiTheme="majorHAnsi" w:hAnsiTheme="majorHAnsi" w:cstheme="majorHAnsi"/>
+        </w:rPr>
+      </w:pPr>
+      <w:r>
+        <w:rPr>
+          <w:rFonts w:asciiTheme="majorHAnsi" w:hAnsiTheme="majorHAnsi" w:cstheme="majorHAnsi"/>
+        </w:rPr>
+        <w:drawing>
+          <wp:inline distT="0" distB="0" distL="0" distR="0" wp14:anchorId="63779E80" wp14:editId="2513219B">
+            <wp:extent cx="5731510" cy="3415665"/>
+            <wp:effectExtent l="0" t="0" r="2540" b="0"/>
+            <wp:docPr id="2138377754" name="Picture 1"/>
+            <wp:cNvGraphicFramePr>
+              <a:graphicFrameLocks xmlns:a="http://schemas.openxmlformats.org/drawingml/2006/main" noChangeAspect="1"/>
+            </wp:cNvGraphicFramePr>
+            <a:graphic xmlns:a="http://schemas.openxmlformats.org/drawingml/2006/main">
+              <a:graphicData uri="http://schemas.openxmlformats.org/drawingml/2006/picture">
+                <pic:pic xmlns:pic="http://schemas.openxmlformats.org/drawingml/2006/picture">
+                  <pic:nvPicPr>
+                    <pic:cNvPr id="2138377754" name=""/>
+                    <pic:cNvPicPr/>
+                  </pic:nvPicPr>
+                  <pic:blipFill>
+                    <a:blip r:embed="rId12"/>
+                    <a:stretch>
+                      <a:fillRect/>
+                    </a:stretch>
+                  </pic:blipFill>
+                  <pic:spPr>
+                    <a:xfrm>
+                      <a:off x="0" y="0"/>
+                      <a:ext cx="5731510" cy="3415665"/>
+                    </a:xfrm>
+                    <a:prstGeom prst="rect">
+                      <a:avLst/>
+                    </a:prstGeom>
+                  </pic:spPr>
+                </pic:pic>
+              </a:graphicData>
+            </a:graphic>
+          </wp:inline>
+        </w:drawing>
+      </w:r>
+    </w:p>
+    <w:p>
+      <w:pPr>
+        <w:rPr>
+          <w:rFonts w:asciiTheme="majorHAnsi" w:hAnsiTheme="majorHAnsi" w:cstheme="majorHAnsi"/>
+        </w:rPr>
+      </w:pPr>
+    </w:p>
+    <w:p>
+      <w:pPr>
+        <w:rPr>
+          <w:rFonts w:asciiTheme="majorHAnsi" w:hAnsiTheme="majorHAnsi" w:cstheme="majorHAnsi"/>
+        </w:rPr>
+      </w:pPr>
+      <w:r>
+        <w:rPr>
+          <w:rFonts w:asciiTheme="majorHAnsi" w:hAnsiTheme="majorHAnsi" w:cstheme="majorHAnsi"/>
+        </w:rPr>
+        <w:t>2</w:t>
+      </w:r>
+      <w:r>
+        <w:rPr>
+          <w:rFonts w:asciiTheme="majorHAnsi" w:hAnsiTheme="majorHAnsi" w:cstheme="majorHAnsi"/>
+        </w:rPr>
+        <w:t>.Student record Deleted</w:t>
+      </w:r>
+    </w:p>
+    <w:p>
+      <w:pPr>
+        <w:rPr>
+          <w:rFonts w:asciiTheme="majorHAnsi" w:hAnsiTheme="majorHAnsi" w:cstheme="majorHAnsi"/>
+        </w:rPr>
+      </w:pPr>
+      <w:r>
+        <w:rPr>
+          <w:rFonts w:asciiTheme="majorHAnsi" w:hAnsiTheme="majorHAnsi" w:cstheme="majorHAnsi"/>
+        </w:rPr>
+        <w:drawing>
+          <wp:inline distT="0" distB="0" distL="0" distR="0" wp14:anchorId="55FC005A" wp14:editId="5F784A5F">
+            <wp:extent cx="5731510" cy="3322320"/>
+            <wp:effectExtent l="0" t="0" r="2540" b="0"/>
+            <wp:docPr id="475929238" name="Picture 1"/>
+            <wp:cNvGraphicFramePr>
+              <a:graphicFrameLocks xmlns:a="http://schemas.openxmlformats.org/drawingml/2006/main" noChangeAspect="1"/>
+            </wp:cNvGraphicFramePr>
+            <a:graphic xmlns:a="http://schemas.openxmlformats.org/drawingml/2006/main">
+              <a:graphicData uri="http://schemas.openxmlformats.org/drawingml/2006/picture">
+                <pic:pic xmlns:pic="http://schemas.openxmlformats.org/drawingml/2006/picture">
+                  <pic:nvPicPr>
+                    <pic:cNvPr id="475929238" name=""/>
+                    <pic:cNvPicPr/>
+                  </pic:nvPicPr>
+                  <pic:blipFill>
+                    <a:blip r:embed="rId13"/>
+                    <a:stretch>
+                      <a:fillRect/>
+                    </a:stretch>
+                  </pic:blipFill>
+                  <pic:spPr>
+                    <a:xfrm>
+                      <a:off x="0" y="0"/>
+                      <a:ext cx="5731510" cy="3322320"/>
                     </a:xfrm>
                     <a:prstGeom prst="rect">
                       <a:avLst/>

--- a/JDBC/src/com/wipro/jdbc/JDBC.docx
+++ b/JDBC/src/com/wipro/jdbc/JDBC.docx
@@ -183,7 +183,21 @@
         <w:rPr>
           <w:rFonts w:asciiTheme="majorHAnsi" w:hAnsiTheme="majorHAnsi" w:cstheme="majorHAnsi"/>
         </w:rPr>
-        <w:t>3.Displaying values in  table:</w:t>
+        <w:t xml:space="preserve">3.Displaying values </w:t>
+      </w:r>
+      <w:proofErr w:type="gramStart"/>
+      <w:r>
+        <w:rPr>
+          <w:rFonts w:asciiTheme="majorHAnsi" w:hAnsiTheme="majorHAnsi" w:cstheme="majorHAnsi"/>
+        </w:rPr>
+        <w:t>in  table</w:t>
+      </w:r>
+      <w:proofErr w:type="gramEnd"/>
+      <w:r>
+        <w:rPr>
+          <w:rFonts w:asciiTheme="majorHAnsi" w:hAnsiTheme="majorHAnsi" w:cstheme="majorHAnsi"/>
+        </w:rPr>
+        <w:t>:</w:t>
       </w:r>
     </w:p>
     <w:p>
@@ -515,6 +529,7 @@
       <w:r>
         <w:rPr>
           <w:rFonts w:ascii="Calibri" w:hAnsi="Calibri" w:cs="Calibri"/>
+          <w:noProof/>
           <w:sz w:val="28"/>
           <w:szCs w:val="28"/>
         </w:rPr>
@@ -601,6 +616,7 @@
       <w:r>
         <w:rPr>
           <w:rFonts w:asciiTheme="majorHAnsi" w:hAnsiTheme="majorHAnsi" w:cstheme="majorHAnsi"/>
+          <w:noProof/>
         </w:rPr>
         <w:drawing>
           <wp:inline distT="0" distB="0" distL="0" distR="0" wp14:anchorId="72BBBF48" wp14:editId="195C67E8">
@@ -679,6 +695,7 @@
       <w:r>
         <w:rPr>
           <w:rFonts w:asciiTheme="majorHAnsi" w:hAnsiTheme="majorHAnsi" w:cstheme="majorHAnsi"/>
+          <w:noProof/>
         </w:rPr>
         <w:drawing>
           <wp:inline distT="0" distB="0" distL="0" distR="0" wp14:anchorId="63779E80" wp14:editId="2513219B">
@@ -752,6 +769,7 @@
       <w:r>
         <w:rPr>
           <w:rFonts w:asciiTheme="majorHAnsi" w:hAnsiTheme="majorHAnsi" w:cstheme="majorHAnsi"/>
+          <w:noProof/>
         </w:rPr>
         <w:drawing>
           <wp:inline distT="0" distB="0" distL="0" distR="0" wp14:anchorId="55FC005A" wp14:editId="5F784A5F">
@@ -789,6 +807,319 @@
           </wp:inline>
         </w:drawing>
       </w:r>
+    </w:p>
+    <w:p>
+      <w:pPr>
+        <w:rPr>
+          <w:rFonts w:asciiTheme="majorHAnsi" w:hAnsiTheme="majorHAnsi" w:cstheme="majorHAnsi"/>
+        </w:rPr>
+      </w:pPr>
+    </w:p>
+    <w:p>
+      <w:pPr>
+        <w:rPr>
+          <w:rFonts w:asciiTheme="majorHAnsi" w:hAnsiTheme="majorHAnsi" w:cstheme="majorHAnsi"/>
+        </w:rPr>
+      </w:pPr>
+    </w:p>
+    <w:p>
+      <w:pPr>
+        <w:rPr>
+          <w:rFonts w:ascii="Calibri" w:hAnsi="Calibri" w:cs="Calibri"/>
+          <w:sz w:val="28"/>
+          <w:szCs w:val="28"/>
+        </w:rPr>
+      </w:pPr>
+      <w:r>
+        <w:rPr>
+          <w:rFonts w:ascii="Calibri" w:hAnsi="Calibri" w:cs="Calibri"/>
+          <w:sz w:val="28"/>
+          <w:szCs w:val="28"/>
+        </w:rPr>
+        <w:lastRenderedPageBreak/>
+        <w:t>Assignment 4:</w:t>
+      </w:r>
+    </w:p>
+    <w:p>
+      <w:pPr>
+        <w:rPr>
+          <w:rFonts w:asciiTheme="majorHAnsi" w:hAnsiTheme="majorHAnsi" w:cstheme="majorHAnsi"/>
+        </w:rPr>
+      </w:pPr>
+      <w:r>
+        <w:rPr>
+          <w:rFonts w:asciiTheme="majorHAnsi" w:hAnsiTheme="majorHAnsi" w:cstheme="majorHAnsi"/>
+        </w:rPr>
+        <w:t>Modifying of Student Data</w:t>
+      </w:r>
+    </w:p>
+    <w:p>
+      <w:pPr>
+        <w:rPr>
+          <w:rFonts w:asciiTheme="majorHAnsi" w:hAnsiTheme="majorHAnsi" w:cstheme="majorHAnsi"/>
+        </w:rPr>
+      </w:pPr>
+      <w:r>
+        <w:rPr>
+          <w:rFonts w:asciiTheme="majorHAnsi" w:hAnsiTheme="majorHAnsi" w:cstheme="majorHAnsi"/>
+          <w:noProof/>
+        </w:rPr>
+        <w:drawing>
+          <wp:inline distT="0" distB="0" distL="0" distR="0" wp14:anchorId="491DF9F9" wp14:editId="6134B6E9">
+            <wp:extent cx="5731510" cy="3425190"/>
+            <wp:effectExtent l="0" t="0" r="2540" b="3810"/>
+            <wp:docPr id="513064377" name="Picture 1"/>
+            <wp:cNvGraphicFramePr>
+              <a:graphicFrameLocks xmlns:a="http://schemas.openxmlformats.org/drawingml/2006/main" noChangeAspect="1"/>
+            </wp:cNvGraphicFramePr>
+            <a:graphic xmlns:a="http://schemas.openxmlformats.org/drawingml/2006/main">
+              <a:graphicData uri="http://schemas.openxmlformats.org/drawingml/2006/picture">
+                <pic:pic xmlns:pic="http://schemas.openxmlformats.org/drawingml/2006/picture">
+                  <pic:nvPicPr>
+                    <pic:cNvPr id="513064377" name=""/>
+                    <pic:cNvPicPr/>
+                  </pic:nvPicPr>
+                  <pic:blipFill>
+                    <a:blip r:embed="rId14"/>
+                    <a:stretch>
+                      <a:fillRect/>
+                    </a:stretch>
+                  </pic:blipFill>
+                  <pic:spPr>
+                    <a:xfrm>
+                      <a:off x="0" y="0"/>
+                      <a:ext cx="5731510" cy="3425190"/>
+                    </a:xfrm>
+                    <a:prstGeom prst="rect">
+                      <a:avLst/>
+                    </a:prstGeom>
+                  </pic:spPr>
+                </pic:pic>
+              </a:graphicData>
+            </a:graphic>
+          </wp:inline>
+        </w:drawing>
+      </w:r>
+    </w:p>
+    <w:p>
+      <w:pPr>
+        <w:rPr>
+          <w:rFonts w:ascii="Calibri" w:hAnsi="Calibri" w:cs="Calibri"/>
+          <w:sz w:val="28"/>
+          <w:szCs w:val="28"/>
+        </w:rPr>
+      </w:pPr>
+      <w:r>
+        <w:rPr>
+          <w:rFonts w:ascii="Calibri" w:hAnsi="Calibri" w:cs="Calibri"/>
+          <w:sz w:val="28"/>
+          <w:szCs w:val="28"/>
+        </w:rPr>
+        <w:t>Assignment 5:</w:t>
+      </w:r>
+    </w:p>
+    <w:p>
+      <w:pPr>
+        <w:rPr>
+          <w:rFonts w:asciiTheme="majorHAnsi" w:hAnsiTheme="majorHAnsi" w:cstheme="majorHAnsi"/>
+        </w:rPr>
+      </w:pPr>
+      <w:r>
+        <w:rPr>
+          <w:rFonts w:asciiTheme="majorHAnsi" w:hAnsiTheme="majorHAnsi" w:cstheme="majorHAnsi"/>
+        </w:rPr>
+        <w:t>Using Callable Statements</w:t>
+      </w:r>
+    </w:p>
+    <w:p>
+      <w:pPr>
+        <w:rPr>
+          <w:rFonts w:ascii="Calibri" w:hAnsi="Calibri" w:cs="Calibri"/>
+        </w:rPr>
+      </w:pPr>
+      <w:r>
+        <w:rPr>
+          <w:rFonts w:ascii="Calibri" w:hAnsi="Calibri" w:cs="Calibri"/>
+        </w:rPr>
+        <w:drawing>
+          <wp:inline distT="0" distB="0" distL="0" distR="0" wp14:anchorId="6A34B175" wp14:editId="737C883F">
+            <wp:extent cx="5731510" cy="3357245"/>
+            <wp:effectExtent l="0" t="0" r="2540" b="0"/>
+            <wp:docPr id="337237427" name="Picture 1"/>
+            <wp:cNvGraphicFramePr>
+              <a:graphicFrameLocks xmlns:a="http://schemas.openxmlformats.org/drawingml/2006/main" noChangeAspect="1"/>
+            </wp:cNvGraphicFramePr>
+            <a:graphic xmlns:a="http://schemas.openxmlformats.org/drawingml/2006/main">
+              <a:graphicData uri="http://schemas.openxmlformats.org/drawingml/2006/picture">
+                <pic:pic xmlns:pic="http://schemas.openxmlformats.org/drawingml/2006/picture">
+                  <pic:nvPicPr>
+                    <pic:cNvPr id="337237427" name=""/>
+                    <pic:cNvPicPr/>
+                  </pic:nvPicPr>
+                  <pic:blipFill>
+                    <a:blip r:embed="rId15"/>
+                    <a:stretch>
+                      <a:fillRect/>
+                    </a:stretch>
+                  </pic:blipFill>
+                  <pic:spPr>
+                    <a:xfrm>
+                      <a:off x="0" y="0"/>
+                      <a:ext cx="5731510" cy="3357245"/>
+                    </a:xfrm>
+                    <a:prstGeom prst="rect">
+                      <a:avLst/>
+                    </a:prstGeom>
+                  </pic:spPr>
+                </pic:pic>
+              </a:graphicData>
+            </a:graphic>
+          </wp:inline>
+        </w:drawing>
+      </w:r>
+    </w:p>
+    <w:p>
+      <w:pPr>
+        <w:rPr>
+          <w:rFonts w:ascii="Calibri" w:hAnsi="Calibri" w:cs="Calibri"/>
+        </w:rPr>
+      </w:pPr>
+    </w:p>
+    <w:p>
+      <w:pPr>
+        <w:rPr>
+          <w:rFonts w:ascii="Calibri" w:hAnsi="Calibri" w:cs="Calibri"/>
+        </w:rPr>
+      </w:pPr>
+    </w:p>
+    <w:p>
+      <w:pPr>
+        <w:rPr>
+          <w:rFonts w:ascii="Calibri" w:hAnsi="Calibri" w:cs="Calibri"/>
+        </w:rPr>
+      </w:pPr>
+    </w:p>
+    <w:p>
+      <w:pPr>
+        <w:rPr>
+          <w:rFonts w:ascii="Calibri" w:hAnsi="Calibri" w:cs="Calibri"/>
+        </w:rPr>
+      </w:pPr>
+      <w:r>
+        <w:rPr>
+          <w:rFonts w:ascii="Calibri" w:hAnsi="Calibri" w:cs="Calibri"/>
+        </w:rPr>
+        <w:drawing>
+          <wp:inline distT="0" distB="0" distL="0" distR="0" wp14:anchorId="28F8DB47" wp14:editId="1A01FDC5">
+            <wp:extent cx="5731510" cy="3144520"/>
+            <wp:effectExtent l="0" t="0" r="2540" b="0"/>
+            <wp:docPr id="2112698211" name="Picture 1"/>
+            <wp:cNvGraphicFramePr>
+              <a:graphicFrameLocks xmlns:a="http://schemas.openxmlformats.org/drawingml/2006/main" noChangeAspect="1"/>
+            </wp:cNvGraphicFramePr>
+            <a:graphic xmlns:a="http://schemas.openxmlformats.org/drawingml/2006/main">
+              <a:graphicData uri="http://schemas.openxmlformats.org/drawingml/2006/picture">
+                <pic:pic xmlns:pic="http://schemas.openxmlformats.org/drawingml/2006/picture">
+                  <pic:nvPicPr>
+                    <pic:cNvPr id="2112698211" name=""/>
+                    <pic:cNvPicPr/>
+                  </pic:nvPicPr>
+                  <pic:blipFill>
+                    <a:blip r:embed="rId16"/>
+                    <a:stretch>
+                      <a:fillRect/>
+                    </a:stretch>
+                  </pic:blipFill>
+                  <pic:spPr>
+                    <a:xfrm>
+                      <a:off x="0" y="0"/>
+                      <a:ext cx="5731510" cy="3144520"/>
+                    </a:xfrm>
+                    <a:prstGeom prst="rect">
+                      <a:avLst/>
+                    </a:prstGeom>
+                  </pic:spPr>
+                </pic:pic>
+              </a:graphicData>
+            </a:graphic>
+          </wp:inline>
+        </w:drawing>
+      </w:r>
+    </w:p>
+    <w:p>
+      <w:pPr>
+        <w:rPr>
+          <w:rFonts w:ascii="Calibri" w:hAnsi="Calibri" w:cs="Calibri"/>
+        </w:rPr>
+      </w:pPr>
+    </w:p>
+    <w:p>
+      <w:pPr>
+        <w:rPr>
+          <w:rFonts w:ascii="Calibri" w:hAnsi="Calibri" w:cs="Calibri"/>
+        </w:rPr>
+      </w:pPr>
+    </w:p>
+    <w:p>
+      <w:pPr>
+        <w:rPr>
+          <w:rFonts w:ascii="Calibri" w:hAnsi="Calibri" w:cs="Calibri"/>
+        </w:rPr>
+      </w:pPr>
+    </w:p>
+    <w:p>
+      <w:pPr>
+        <w:rPr>
+          <w:rFonts w:ascii="Calibri" w:hAnsi="Calibri" w:cs="Calibri"/>
+        </w:rPr>
+      </w:pPr>
+      <w:r>
+        <w:rPr>
+          <w:rFonts w:ascii="Calibri" w:hAnsi="Calibri" w:cs="Calibri"/>
+        </w:rPr>
+        <w:drawing>
+          <wp:inline distT="0" distB="0" distL="0" distR="0" wp14:anchorId="331CD6BC" wp14:editId="44761DC9">
+            <wp:extent cx="5731510" cy="3362960"/>
+            <wp:effectExtent l="0" t="0" r="2540" b="8890"/>
+            <wp:docPr id="579709101" name="Picture 1"/>
+            <wp:cNvGraphicFramePr>
+              <a:graphicFrameLocks xmlns:a="http://schemas.openxmlformats.org/drawingml/2006/main" noChangeAspect="1"/>
+            </wp:cNvGraphicFramePr>
+            <a:graphic xmlns:a="http://schemas.openxmlformats.org/drawingml/2006/main">
+              <a:graphicData uri="http://schemas.openxmlformats.org/drawingml/2006/picture">
+                <pic:pic xmlns:pic="http://schemas.openxmlformats.org/drawingml/2006/picture">
+                  <pic:nvPicPr>
+                    <pic:cNvPr id="579709101" name=""/>
+                    <pic:cNvPicPr/>
+                  </pic:nvPicPr>
+                  <pic:blipFill>
+                    <a:blip r:embed="rId17"/>
+                    <a:stretch>
+                      <a:fillRect/>
+                    </a:stretch>
+                  </pic:blipFill>
+                  <pic:spPr>
+                    <a:xfrm>
+                      <a:off x="0" y="0"/>
+                      <a:ext cx="5731510" cy="3362960"/>
+                    </a:xfrm>
+                    <a:prstGeom prst="rect">
+                      <a:avLst/>
+                    </a:prstGeom>
+                  </pic:spPr>
+                </pic:pic>
+              </a:graphicData>
+            </a:graphic>
+          </wp:inline>
+        </w:drawing>
+      </w:r>
+    </w:p>
+    <w:p>
+      <w:pPr>
+        <w:rPr>
+          <w:rFonts w:ascii="Calibri" w:hAnsi="Calibri" w:cs="Calibri"/>
+        </w:rPr>
+      </w:pPr>
     </w:p>
     <w:sectPr>
       <w:pgSz w:w="11906" w:h="16838"/>
